--- a/Fase 2/Evidencias Proyecto/Evidencias de documentación/04_Acta_Sprint_Planning_Completo.docx
+++ b/Fase 2/Evidencias Proyecto/Evidencias de documentación/04_Acta_Sprint_Planning_Completo.docx
@@ -222,7 +222,7 @@
               <w:rPr>
                 <w:rtl w:val="0"/>
               </w:rPr>
-              <w:t xml:space="preserve">08-06-2026</w:t>
+              <w:t xml:space="preserve">10-08-2026</w:t>
             </w:r>
           </w:p>
         </w:tc>
@@ -4391,7 +4391,7 @@
               <w:rPr>
                 <w:rtl w:val="0"/>
               </w:rPr>
-              <w:t xml:space="preserve">22-06-2026</w:t>
+              <w:t xml:space="preserve">24-08-2026</w:t>
             </w:r>
           </w:p>
         </w:tc>
@@ -9098,7 +9098,7 @@
               <w:rPr>
                 <w:rtl w:val="0"/>
               </w:rPr>
-              <w:t xml:space="preserve">Sin ausencias del equipo; feriado no trabajado: 29-06-2026 (San Pedro y San Pablo).</w:t>
+              <w:t xml:space="preserve">Sin ausencias ni feriados nacionales laborables durante el sprint.</w:t>
             </w:r>
           </w:p>
         </w:tc>
@@ -10309,7 +10309,7 @@
               <w:rPr>
                 <w:rtl w:val="0"/>
               </w:rPr>
-              <w:t xml:space="preserve">06-07-2026</w:t>
+              <w:t xml:space="preserve">07-09-2026</w:t>
             </w:r>
           </w:p>
         </w:tc>
@@ -15175,7 +15175,7 @@
               <w:rPr>
                 <w:rtl w:val="0"/>
               </w:rPr>
-              <w:t xml:space="preserve">Sin ausencias del equipo; feriado no trabajado: 16-07-2026 (Virgen del Carmen).</w:t>
+              <w:t xml:space="preserve">Sin ausencias del equipo; feriado no trabajado: 18-09-2026 (Independencia Nacional).</w:t>
             </w:r>
           </w:p>
         </w:tc>
@@ -16386,7 +16386,7 @@
               <w:rPr>
                 <w:rtl w:val="0"/>
               </w:rPr>
-              <w:t xml:space="preserve">20-07-2026</w:t>
+              <w:t xml:space="preserve">21-09-2026</w:t>
             </w:r>
           </w:p>
         </w:tc>
@@ -22940,7 +22940,7 @@
               <w:rPr>
                 <w:rtl w:val="0"/>
               </w:rPr>
-              <w:t xml:space="preserve">03-08-2026</w:t>
+              <w:t xml:space="preserve">05-10-2026</w:t>
             </w:r>
           </w:p>
         </w:tc>
@@ -26811,7 +26811,7 @@
               <w:rPr>
                 <w:rtl w:val="0"/>
               </w:rPr>
-              <w:t xml:space="preserve">Sin ausencias ni feriados nacionales laborables durante el sprint.</w:t>
+              <w:t xml:space="preserve">Sin ausencias del equipo; feriado no trabajado: 12-10-2026 (Encuentro de Dos Mundos).</w:t>
             </w:r>
           </w:p>
         </w:tc>
@@ -28022,7 +28022,7 @@
               <w:rPr>
                 <w:rtl w:val="0"/>
               </w:rPr>
-              <w:t xml:space="preserve">17-08-2026</w:t>
+              <w:t xml:space="preserve">19-10-2026</w:t>
             </w:r>
           </w:p>
         </w:tc>
@@ -31791,7 +31791,7 @@
               <w:rPr>
                 <w:rtl w:val="0"/>
               </w:rPr>
-              <w:t xml:space="preserve">31-08-2026</w:t>
+              <w:t xml:space="preserve">02-11-2026</w:t>
             </w:r>
           </w:p>
         </w:tc>
@@ -35165,7 +35165,7 @@
               <w:rPr>
                 <w:rtl w:val="0"/>
               </w:rPr>
-              <w:t xml:space="preserve">14-09-2026</w:t>
+              <w:t xml:space="preserve">16-11-2026</w:t>
             </w:r>
           </w:p>
         </w:tc>
@@ -37328,7 +37328,7 @@
               <w:rPr>
                 <w:rtl w:val="0"/>
               </w:rPr>
-              <w:t xml:space="preserve">Sin ausencias del equipo; feriado no trabajado: 18-09-2026 (Independencia Nacional).</w:t>
+              <w:t xml:space="preserve">Sin ausencias ni feriados nacionales laborables durante el sprint.</w:t>
             </w:r>
           </w:p>
         </w:tc>
@@ -38457,7 +38457,7 @@
               <w:rPr>
                 <w:rtl w:val="0"/>
               </w:rPr>
-              <w:t xml:space="preserve">28-09-2026</w:t>
+              <w:t xml:space="preserve">30-11-2026</w:t>
             </w:r>
           </w:p>
         </w:tc>
@@ -41851,7 +41851,7 @@
               <w:rPr>
                 <w:rtl w:val="0"/>
               </w:rPr>
-              <w:t xml:space="preserve">Sin ausencias ni feriados nacionales laborables durante el sprint.</w:t>
+              <w:t xml:space="preserve">Sin ausencias del equipo; feriado no trabajado: 08-12-2026 (Inmaculada Concepción).</w:t>
             </w:r>
           </w:p>
         </w:tc>
